--- a/paper/WRRA_M_0_6_KO.docx
+++ b/paper/WRRA_M_0_6_KO.docx
@@ -36,7 +36,7 @@
         <w:br/>
       </w:r>
       <w:r>
-        <w:t xml:space="preserve">WRRA-M 0.6 | 2026년 10월 1일</w:t>
+        <w:t>WRRA-M 0.6-r2 | 2026년 10월 1일</w:t>
       </w:r>
       <w:r>
         <w:br/>
@@ -344,6 +344,17 @@
       </w:pPr>
       <w:r>
         <w:t xml:space="preserve">N=128인 주기 격자의 순환 라플라시안을 모이는 부문의 연산자로 사용한다. 배경 연산자는 같은 연산자에서 출발하고, 비가환 시험에서만 양의 rank 1 항을 추가한다. 분모는 균등 상태의 배경 부하가 2가 되도록 고정한다.</w:t>
+      </w:r>
+    </w:p>
+    <w:p>
+      <w:pPr>
+        <w:pStyle w:val="FirstParagraph"/>
+        <w:keepNext/>
+        <w:ind w:firstLine="0"/>
+        <w:jc w:val="left"/>
+      </w:pPr>
+      <w:r>
+        <w:t>0.6의 lattice_N을 정보부하와 수송 전달자 검사의 공통 격자 크기로 적용한다. 기존 0.5 입력은 보정 출처로 보존하고, 전달자 계산용 복사본에만 공통 값을 적용한다. 결과의 lattice_contract는 원래 입력과 실제 적용값을 함께 공개한다. 64/128 및 128/64의 교차 입력 시험에서 두 계산의 격자가 일치하고 균등 기준 산출값이 유지됨을 확인했다.</w:t>
       </w:r>
     </w:p>
     <w:p>
@@ -5389,7 +5400,7 @@
         <w:jc w:val="left"/>
       </w:pPr>
       <w:r>
-        <w:t xml:space="preserve">균등 기준 상태의 nc=0, nb=3에서 팽창과 누적 기록은 다음과 같다.</w:t>
+        <w:t>균등 기준 상태의 nc=0, nb=3에서 팽창과 전역 뒤틀림 기록의 크기는 다음과 같다.</w:t>
       </w:r>
     </w:p>
     <w:p>
@@ -6377,7 +6388,7 @@
         <w:jc w:val="left"/>
       </w:pPr>
       <w:r>
-        <w:t xml:space="preserve">물리적 뒤틀림률과 누적 기록의 크기는 다르게 변한다. 현재 이후에는 팽창과 함께 누적 기록이 커질 수 있지만 밀도에 따른 물리적 뒤틀림률은 줄어든다. 둘을 한 숫자의 꼬임으로 합치지 않는다. a는 여기서 기하의 크기 변수다. 뒤틀림 광자 적색편이 커널을 계산하기 전에는 관측 적색편이로 자동 치환하지 않는다.</w:t>
+        <w:t>물리적 뒤틀림률과 전역 뒤틀림 기록의 크기는 다르게 변한다. 기록의 크기는 그 순간의 부하 밀도와 공간 크기로 계산한 집계값이며, 시간에 걸쳐 기록을 누적하는 별도 진화 법칙을 계산한 것은 아니다. 현재 이후에는 팽창과 함께 이 전역 기록의 크기가 커질 수 있지만 밀도에 따른 물리적 뒤틀림률은 줄어든다. 둘을 한 숫자의 꼬임으로 합치지 않는다. a는 여기서 기하의 크기 변수다. 뒤틀림 광자 적색편이 커널을 계산하기 전에는 관측 적색편이로 자동 치환하지 않는다.</w:t>
       </w:r>
     </w:p>
     <w:p>
